--- a/downloads/student/Unit 07/Handout 07.07 - Problem Scan and Idea Filter and Role Cards.docx
+++ b/downloads/student/Unit 07/Handout 07.07 - Problem Scan and Idea Filter and Role Cards.docx
@@ -1853,580 +1853,6 @@
         </w:rPr>
         <w:t xml:space="preserve">Your jobs:</w:t>
       </w:r>
-      <w:r>
-        <w:t xml:space="preserve"> </w:t>
-      </w:r>
-      <w:r>
-        <w:t xml:space="preserve">- Write the</w:t>
-      </w:r>
-      <w:r>
-        <w:t xml:space="preserve"> </w:t>
-      </w:r>
-      <w:r>
-        <w:rPr>
-          <w:b/>
-        </w:rPr>
-        <w:t xml:space="preserve">business brief</w:t>
-      </w:r>
-      <w:r>
-        <w:t xml:space="preserve">: the problem, who has it, the product or service, one thing that makes it different, and the FACS module sentence.</w:t>
-      </w:r>
-      <w:r>
-        <w:t xml:space="preserve"> </w:t>
-      </w:r>
-      <w:r>
-        <w:t xml:space="preserve">- Write</w:t>
-      </w:r>
-      <w:r>
-        <w:t xml:space="preserve"> </w:t>
-      </w:r>
-      <w:r>
-        <w:rPr>
-          <w:b/>
-        </w:rPr>
-        <w:t xml:space="preserve">panel 5, the ask.</w:t>
-      </w:r>
-      <w:r>
-        <w:t xml:space="preserve"> </w:t>
-      </w:r>
-      <w:r>
-        <w:t xml:space="preserve">- Say the</w:t>
-      </w:r>
-      <w:r>
-        <w:t xml:space="preserve"> </w:t>
-      </w:r>
-      <w:r>
-        <w:rPr>
-          <w:b/>
-        </w:rPr>
-        <w:t xml:space="preserve">hook</w:t>
-      </w:r>
-      <w:r>
-        <w:t xml:space="preserve"> </w:t>
-      </w:r>
-      <w:r>
-        <w:t xml:space="preserve">and the</w:t>
-      </w:r>
-      <w:r>
-        <w:t xml:space="preserve"> </w:t>
-      </w:r>
-      <w:r>
-        <w:rPr>
-          <w:b/>
-        </w:rPr>
-        <w:t xml:space="preserve">ask</w:t>
-      </w:r>
-      <w:r>
-        <w:t xml:space="preserve"> </w:t>
-      </w:r>
-      <w:r>
-        <w:t xml:space="preserve">in the pitch.</w:t>
-      </w:r>
-      <w:r>
-        <w:t xml:space="preserve"> </w:t>
-      </w:r>
-      <w:r>
-        <w:t xml:space="preserve">-</w:t>
-      </w:r>
-      <w:r>
-        <w:t xml:space="preserve"> </w:t>
-      </w:r>
-      <w:r>
-        <w:rPr>
-          <w:b/>
-        </w:rPr>
-        <w:t xml:space="preserve">Call the time.</w:t>
-      </w:r>
-      <w:r>
-        <w:t xml:space="preserve"> </w:t>
-      </w:r>
-      <w:r>
-        <w:t xml:space="preserve">Twice a period, out loud:</w:t>
-      </w:r>
-      <w:r>
-        <w:t xml:space="preserve"> </w:t>
-      </w:r>
-      <w:r>
-        <w:t xml:space="preserve">“</w:t>
-      </w:r>
-      <w:r>
-        <w:t xml:space="preserve">We have ___ minutes left.</w:t>
-      </w:r>
-      <w:r>
-        <w:t xml:space="preserve">”</w:t>
-      </w:r>
-      <w:r>
-        <w:t xml:space="preserve"> </w:t>
-      </w:r>
-      <w:r>
-        <w:t xml:space="preserve">- When the team is arguing instead of working, say so and pick.</w:t>
-      </w:r>
-      <w:r>
-        <w:t xml:space="preserve"> </w:t>
-      </w:r>
-      <w:r>
-        <w:t xml:space="preserve">- On Friday: take the first judge question unless the team picked somebody else.</w:t>
-      </w:r>
-    </w:p>
-    <w:p>
-      <w:pPr>
-        <w:pStyle w:val="BodyText"/>
-      </w:pPr>
-      <w:r>
-        <w:rPr>
-          <w:b/>
-        </w:rPr>
-        <w:t xml:space="preserve">On Friday a judge may ask you:</w:t>
-      </w:r>
-      <w:r>
-        <w:t xml:space="preserve"> </w:t>
-      </w:r>
-      <w:r>
-        <w:t xml:space="preserve">“</w:t>
-      </w:r>
-      <w:r>
-        <w:t xml:space="preserve">What is your margin?</w:t>
-      </w:r>
-      <w:r>
-        <w:t xml:space="preserve">”</w:t>
-      </w:r>
-      <w:r>
-        <w:t xml:space="preserve"> </w:t>
-      </w:r>
-      <w:r>
-        <w:t xml:space="preserve">You have to know it without looking at the poster.</w:t>
-      </w:r>
-    </w:p>
-    <w:p>
-      <w:pPr>
-        <w:pStyle w:val="BodyText"/>
-      </w:pPr>
-      <w:r>
-        <w:rPr>
-          <w:b/>
-        </w:rPr>
-        <w:t xml:space="preserve">You are the right CEO if:</w:t>
-      </w:r>
-      <w:r>
-        <w:t xml:space="preserve"> </w:t>
-      </w:r>
-      <w:r>
-        <w:t xml:space="preserve">you can keep three people moving without being mean about it, and you can make a decision when two people disagree.</w:t>
-      </w:r>
-    </w:p>
-    <w:p>
-      <w:r>
-        <w:br w:type="page"/>
-      </w:r>
-    </w:p>
-    <w:p>
-      <w:pPr>
-        <w:pStyle w:val="Heading2"/>
-      </w:pPr>
-      <w:bookmarkStart w:id="33" w:name="cfo"/>
-      <w:r>
-        <w:t xml:space="preserve">CFO</w:t>
-      </w:r>
-      <w:bookmarkEnd w:id="33"/>
-    </w:p>
-    <w:p>
-      <w:pPr>
-        <w:pStyle w:val="FirstParagraph"/>
-      </w:pPr>
-      <w:r>
-        <w:rPr>
-          <w:b/>
-        </w:rPr>
-        <w:t xml:space="preserve">Name: ____________________</w:t>
-      </w:r>
-    </w:p>
-    <w:p>
-      <w:pPr>
-        <w:pStyle w:val="Heading3"/>
-      </w:pPr>
-      <w:bookmarkStart w:id="34" w:name="you-own-every-number."/>
-      <w:r>
-        <w:t xml:space="preserve">You own every number.</w:t>
-      </w:r>
-      <w:bookmarkEnd w:id="34"/>
-    </w:p>
-    <w:p>
-      <w:pPr>
-        <w:pStyle w:val="FirstParagraph"/>
-      </w:pPr>
-      <w:r>
-        <w:rPr>
-          <w:b/>
-        </w:rPr>
-        <w:t xml:space="preserve">Your jobs:</w:t>
-      </w:r>
-      <w:r>
-        <w:t xml:space="preserve"> </w:t>
-      </w:r>
-      <w:r>
-        <w:t xml:space="preserve">- Build the</w:t>
-      </w:r>
-      <w:r>
-        <w:t xml:space="preserve"> </w:t>
-      </w:r>
-      <w:r>
-        <w:rPr>
-          <w:b/>
-        </w:rPr>
-        <w:t xml:space="preserve">numbers page</w:t>
-      </w:r>
-      <w:r>
-        <w:t xml:space="preserve">: unit cost line by line, price, margin per unit, fixed cost, break-even in units, one-month projection.</w:t>
-      </w:r>
-      <w:r>
-        <w:t xml:space="preserve"> </w:t>
-      </w:r>
-      <w:r>
-        <w:t xml:space="preserve">-</w:t>
-      </w:r>
-      <w:r>
-        <w:t xml:space="preserve"> </w:t>
-      </w:r>
-      <w:r>
-        <w:rPr>
-          <w:b/>
-        </w:rPr>
-        <w:t xml:space="preserve">Sign the numbers page.</w:t>
-      </w:r>
-      <w:r>
-        <w:t xml:space="preserve"> </w:t>
-      </w:r>
-      <w:r>
-        <w:t xml:space="preserve">Your signature means the arithmetic is right.</w:t>
-      </w:r>
-      <w:r>
-        <w:t xml:space="preserve"> </w:t>
-      </w:r>
-      <w:r>
-        <w:t xml:space="preserve">- Draw</w:t>
-      </w:r>
-      <w:r>
-        <w:t xml:space="preserve"> </w:t>
-      </w:r>
-      <w:r>
-        <w:rPr>
-          <w:b/>
-        </w:rPr>
-        <w:t xml:space="preserve">panel 4</w:t>
-      </w:r>
-      <w:r>
-        <w:t xml:space="preserve"> </w:t>
-      </w:r>
-      <w:r>
-        <w:t xml:space="preserve">so the numbers can be read from ten feet away.</w:t>
-      </w:r>
-      <w:r>
-        <w:t xml:space="preserve"> </w:t>
-      </w:r>
-      <w:r>
-        <w:t xml:space="preserve">- Say the</w:t>
-      </w:r>
-      <w:r>
-        <w:t xml:space="preserve"> </w:t>
-      </w:r>
-      <w:r>
-        <w:rPr>
-          <w:b/>
-        </w:rPr>
-        <w:t xml:space="preserve">money sentence</w:t>
-      </w:r>
-      <w:r>
-        <w:t xml:space="preserve"> </w:t>
-      </w:r>
-      <w:r>
-        <w:t xml:space="preserve">in the pitch.</w:t>
-      </w:r>
-      <w:r>
-        <w:t xml:space="preserve"> </w:t>
-      </w:r>
-      <w:r>
-        <w:t xml:space="preserve">- On Friday: answer</w:t>
-      </w:r>
-      <w:r>
-        <w:t xml:space="preserve"> </w:t>
-      </w:r>
-      <w:r>
-        <w:t xml:space="preserve">“</w:t>
-      </w:r>
-      <w:r>
-        <w:t xml:space="preserve">what does one cost you and what do you charge</w:t>
-      </w:r>
-      <w:r>
-        <w:t xml:space="preserve">”</w:t>
-      </w:r>
-      <w:r>
-        <w:t xml:space="preserve"> </w:t>
-      </w:r>
-      <w:r>
-        <w:t xml:space="preserve">without hesitating.</w:t>
-      </w:r>
-    </w:p>
-    <w:p>
-      <w:pPr>
-        <w:pStyle w:val="BodyText"/>
-      </w:pPr>
-      <w:r>
-        <w:rPr>
-          <w:b/>
-        </w:rPr>
-        <w:t xml:space="preserve">Your sentence to memorize:</w:t>
-      </w:r>
-      <w:r>
-        <w:t xml:space="preserve"> </w:t>
-      </w:r>
-      <w:r>
-        <w:t xml:space="preserve">“</w:t>
-      </w:r>
-      <w:r>
-        <w:t xml:space="preserve">We stop losing money after ___ units.</w:t>
-      </w:r>
-      <w:r>
-        <w:t xml:space="preserve">”</w:t>
-      </w:r>
-    </w:p>
-    <w:p>
-      <w:pPr>
-        <w:pStyle w:val="BodyText"/>
-      </w:pPr>
-      <w:r>
-        <w:rPr>
-          <w:b/>
-        </w:rPr>
-        <w:t xml:space="preserve">You are the right CFO if:</w:t>
-      </w:r>
-      <w:r>
-        <w:t xml:space="preserve"> </w:t>
-      </w:r>
-      <w:r>
-        <w:t xml:space="preserve">you like numbers, you are careful, and you are willing to be the one who says</w:t>
-      </w:r>
-      <w:r>
-        <w:t xml:space="preserve"> </w:t>
-      </w:r>
-      <w:r>
-        <w:t xml:space="preserve">“</w:t>
-      </w:r>
-      <w:r>
-        <w:t xml:space="preserve">that does not add up.</w:t>
-      </w:r>
-      <w:r>
-        <w:t xml:space="preserve">”</w:t>
-      </w:r>
-    </w:p>
-    <w:p>
-      <w:r>
-        <w:br w:type="page"/>
-      </w:r>
-    </w:p>
-    <w:p>
-      <w:pPr>
-        <w:pStyle w:val="Heading2"/>
-      </w:pPr>
-      <w:bookmarkStart w:id="35" w:name="cmo"/>
-      <w:r>
-        <w:t xml:space="preserve">CMO</w:t>
-      </w:r>
-      <w:bookmarkEnd w:id="35"/>
-    </w:p>
-    <w:p>
-      <w:pPr>
-        <w:pStyle w:val="FirstParagraph"/>
-      </w:pPr>
-      <w:r>
-        <w:rPr>
-          <w:b/>
-        </w:rPr>
-        <w:t xml:space="preserve">Name: ____________________</w:t>
-      </w:r>
-    </w:p>
-    <w:p>
-      <w:pPr>
-        <w:pStyle w:val="Heading3"/>
-      </w:pPr>
-      <w:bookmarkStart w:id="36" w:name="X11843a3977bd71813d0e3fb462ca01693cbc61e"/>
-      <w:r>
-        <w:t xml:space="preserve">You own the customer, the look, and the prototype.</w:t>
-      </w:r>
-      <w:bookmarkEnd w:id="36"/>
-    </w:p>
-    <w:p>
-      <w:pPr>
-        <w:pStyle w:val="FirstParagraph"/>
-      </w:pPr>
-      <w:r>
-        <w:rPr>
-          <w:b/>
-        </w:rPr>
-        <w:t xml:space="preserve">Your jobs:</w:t>
-      </w:r>
-      <w:r>
-        <w:t xml:space="preserve"> </w:t>
-      </w:r>
-      <w:r>
-        <w:t xml:space="preserve">- Run the</w:t>
-      </w:r>
-      <w:r>
-        <w:t xml:space="preserve"> </w:t>
-      </w:r>
-      <w:r>
-        <w:rPr>
-          <w:b/>
-        </w:rPr>
-        <w:t xml:space="preserve">three customer interviews</w:t>
-      </w:r>
-      <w:r>
-        <w:t xml:space="preserve"> </w:t>
-      </w:r>
-      <w:r>
-        <w:t xml:space="preserve">and write the answers in the customer’s</w:t>
-      </w:r>
-      <w:r>
-        <w:t xml:space="preserve"> </w:t>
-      </w:r>
-      <w:r>
-        <w:rPr>
-          <w:b/>
-        </w:rPr>
-        <w:t xml:space="preserve">own words</w:t>
-      </w:r>
-      <w:r>
-        <w:t xml:space="preserve">, including one quote each.</w:t>
-      </w:r>
-      <w:r>
-        <w:t xml:space="preserve"> </w:t>
-      </w:r>
-      <w:r>
-        <w:t xml:space="preserve">- Write</w:t>
-      </w:r>
-      <w:r>
-        <w:t xml:space="preserve"> </w:t>
-      </w:r>
-      <w:r>
-        <w:rPr>
-          <w:b/>
-        </w:rPr>
-        <w:t xml:space="preserve">panels 1, 2, and 3</w:t>
-      </w:r>
-      <w:r>
-        <w:t xml:space="preserve">: the problem, the solution, the customer.</w:t>
-      </w:r>
-      <w:r>
-        <w:t xml:space="preserve"> </w:t>
-      </w:r>
-      <w:r>
-        <w:t xml:space="preserve">- Lay out all five panels so somebody reads them in the right order.</w:t>
-      </w:r>
-      <w:r>
-        <w:t xml:space="preserve"> </w:t>
-      </w:r>
-      <w:r>
-        <w:t xml:space="preserve">-</w:t>
-      </w:r>
-      <w:r>
-        <w:t xml:space="preserve"> </w:t>
-      </w:r>
-      <w:r>
-        <w:rPr>
-          <w:b/>
-        </w:rPr>
-        <w:t xml:space="preserve">Build the prototype</w:t>
-      </w:r>
-      <w:r>
-        <w:t xml:space="preserve"> </w:t>
-      </w:r>
-      <w:r>
-        <w:t xml:space="preserve">or lead the building of it, using a skill from this year.</w:t>
-      </w:r>
-      <w:r>
-        <w:t xml:space="preserve"> </w:t>
-      </w:r>
-      <w:r>
-        <w:t xml:space="preserve">- Say the</w:t>
-      </w:r>
-      <w:r>
-        <w:t xml:space="preserve"> </w:t>
-      </w:r>
-      <w:r>
-        <w:rPr>
-          <w:b/>
-        </w:rPr>
-        <w:t xml:space="preserve">problem</w:t>
-      </w:r>
-      <w:r>
-        <w:t xml:space="preserve"> </w:t>
-      </w:r>
-      <w:r>
-        <w:t xml:space="preserve">and</w:t>
-      </w:r>
-      <w:r>
-        <w:t xml:space="preserve"> </w:t>
-      </w:r>
-      <w:r>
-        <w:rPr>
-          <w:b/>
-        </w:rPr>
-        <w:t xml:space="preserve">who it is for</w:t>
-      </w:r>
-      <w:r>
-        <w:t xml:space="preserve"> </w:t>
-      </w:r>
-      <w:r>
-        <w:t xml:space="preserve">in the pitch.</w:t>
-      </w:r>
-      <w:r>
-        <w:t xml:space="preserve"> </w:t>
-      </w:r>
-      <w:r>
-        <w:t xml:space="preserve">- On Friday: name one real person who said they would buy it, and what they said.</w:t>
-      </w:r>
-    </w:p>
-    <w:p>
-      <w:pPr>
-        <w:pStyle w:val="BodyText"/>
-      </w:pPr>
-      <w:r>
-        <w:rPr>
-          <w:b/>
-        </w:rPr>
-        <w:t xml:space="preserve">You are the right CMO if:</w:t>
-      </w:r>
-      <w:r>
-        <w:t xml:space="preserve"> </w:t>
-      </w:r>
-      <w:r>
-        <w:t xml:space="preserve">you can talk to people you do not know, you can draw or lay something out, or you built something good this year.</w:t>
-      </w:r>
-    </w:p>
-    <w:p>
-      <w:pPr>
-        <w:pStyle w:val="BodyText"/>
-      </w:pPr>
-      <w:r>
-        <w:rPr>
-          <w:i/>
-        </w:rPr>
-        <w:t xml:space="preserve">If you are stronger at drawing or building than at writing, CMO is your role and you should say so out loud.</w:t>
-      </w:r>
-    </w:p>
-    <w:p>
-      <w:r>
-        <w:br w:type="page"/>
-      </w:r>
-    </w:p>
-    <w:p>
-      <w:pPr>
-        <w:pStyle w:val="Heading2"/>
-      </w:pPr>
-      <w:bookmarkStart w:id="37" w:name="all-three-of-you"/>
-      <w:r>
-        <w:t xml:space="preserve">All three of you</w:t>
-      </w:r>
-      <w:bookmarkEnd w:id="37"/>
     </w:p>
     <w:p>
       <w:pPr>
@@ -2437,19 +1863,19 @@
         <w:pStyle w:val="Compact"/>
       </w:pPr>
       <w:r>
-        <w:t xml:space="preserve">Know</w:t>
-      </w:r>
-      <w:r>
-        <w:t xml:space="preserve"> </w:t>
-      </w:r>
-      <w:r>
-        <w:rPr>
-          <w:b/>
-        </w:rPr>
-        <w:t xml:space="preserve">all four numbers</w:t>
-      </w:r>
-      <w:r>
-        <w:t xml:space="preserve">: unit cost, price, margin, break-even.</w:t>
+        <w:t xml:space="preserve">Write the</w:t>
+      </w:r>
+      <w:r>
+        <w:t xml:space="preserve"> </w:t>
+      </w:r>
+      <w:r>
+        <w:rPr>
+          <w:b/>
+        </w:rPr>
+        <w:t xml:space="preserve">business brief</w:t>
+      </w:r>
+      <w:r>
+        <w:t xml:space="preserve">: the problem, who has it, the product or service, one thing that makes it different, and the FACS module sentence.</w:t>
       </w:r>
     </w:p>
     <w:p>
@@ -2461,16 +1887,16 @@
         <w:pStyle w:val="Compact"/>
       </w:pPr>
       <w:r>
-        <w:rPr>
-          <w:b/>
-        </w:rPr>
-        <w:t xml:space="preserve">Speak part of the pitch.</w:t>
-      </w:r>
-      <w:r>
-        <w:t xml:space="preserve"> </w:t>
-      </w:r>
-      <w:r>
-        <w:t xml:space="preserve">How much is up to you.</w:t>
+        <w:t xml:space="preserve">Write</w:t>
+      </w:r>
+      <w:r>
+        <w:t xml:space="preserve"> </w:t>
+      </w:r>
+      <w:r>
+        <w:rPr>
+          <w:b/>
+        </w:rPr>
+        <w:t xml:space="preserve">panel 5, the ask.</w:t>
       </w:r>
     </w:p>
     <w:p>
@@ -2482,22 +1908,140 @@
         <w:pStyle w:val="Compact"/>
       </w:pPr>
       <w:r>
-        <w:t xml:space="preserve">Be able to say the</w:t>
-      </w:r>
-      <w:r>
-        <w:t xml:space="preserve"> </w:t>
-      </w:r>
-      <w:r>
-        <w:rPr>
-          <w:b/>
-        </w:rPr>
-        <w:t xml:space="preserve">FACS module sentence</w:t>
-      </w:r>
-      <w:r>
-        <w:t xml:space="preserve"> </w:t>
-      </w:r>
-      <w:r>
-        <w:t xml:space="preserve">from memory.</w:t>
+        <w:t xml:space="preserve">Say the</w:t>
+      </w:r>
+      <w:r>
+        <w:t xml:space="preserve"> </w:t>
+      </w:r>
+      <w:r>
+        <w:rPr>
+          <w:b/>
+        </w:rPr>
+        <w:t xml:space="preserve">hook</w:t>
+      </w:r>
+      <w:r>
+        <w:t xml:space="preserve"> </w:t>
+      </w:r>
+      <w:r>
+        <w:t xml:space="preserve">and the</w:t>
+      </w:r>
+      <w:r>
+        <w:t xml:space="preserve"> </w:t>
+      </w:r>
+      <w:r>
+        <w:rPr>
+          <w:b/>
+        </w:rPr>
+        <w:t xml:space="preserve">ask</w:t>
+      </w:r>
+      <w:r>
+        <w:t xml:space="preserve"> </w:t>
+      </w:r>
+      <w:r>
+        <w:t xml:space="preserve">in the pitch.</w:t>
+      </w:r>
+    </w:p>
+    <w:p>
+      <w:pPr>
+        <w:numPr>
+          <w:ilvl w:val="0"/>
+          <w:numId w:val="1001"/>
+        </w:numPr>
+        <w:pStyle w:val="Compact"/>
+      </w:pPr>
+      <w:r>
+        <w:rPr>
+          <w:b/>
+        </w:rPr>
+        <w:t xml:space="preserve">Call the time.</w:t>
+      </w:r>
+      <w:r>
+        <w:t xml:space="preserve"> </w:t>
+      </w:r>
+      <w:r>
+        <w:t xml:space="preserve">Twice a period, out loud:</w:t>
+      </w:r>
+      <w:r>
+        <w:t xml:space="preserve"> </w:t>
+      </w:r>
+      <w:r>
+        <w:t xml:space="preserve">“</w:t>
+      </w:r>
+      <w:r>
+        <w:t xml:space="preserve">We have ___ minutes left.</w:t>
+      </w:r>
+      <w:r>
+        <w:t xml:space="preserve">”</w:t>
+      </w:r>
+    </w:p>
+    <w:p>
+      <w:pPr>
+        <w:numPr>
+          <w:ilvl w:val="0"/>
+          <w:numId w:val="1001"/>
+        </w:numPr>
+        <w:pStyle w:val="Compact"/>
+      </w:pPr>
+      <w:r>
+        <w:t xml:space="preserve">When the team is arguing instead of working, say so and pick.</w:t>
+      </w:r>
+    </w:p>
+    <w:p>
+      <w:pPr>
+        <w:numPr>
+          <w:ilvl w:val="0"/>
+          <w:numId w:val="1001"/>
+        </w:numPr>
+        <w:pStyle w:val="Compact"/>
+      </w:pPr>
+      <w:r>
+        <w:t xml:space="preserve">On Friday: take the first judge question unless the team picked somebody else.</w:t>
+      </w:r>
+    </w:p>
+    <w:p>
+      <w:pPr>
+        <w:pStyle w:val="FirstParagraph"/>
+      </w:pPr>
+      <w:r>
+        <w:rPr>
+          <w:b/>
+        </w:rPr>
+        <w:t xml:space="preserve">On Friday a judge may ask you:</w:t>
+      </w:r>
+      <w:r>
+        <w:t xml:space="preserve"> </w:t>
+      </w:r>
+      <w:r>
+        <w:t xml:space="preserve">“</w:t>
+      </w:r>
+      <w:r>
+        <w:t xml:space="preserve">What is your margin?</w:t>
+      </w:r>
+      <w:r>
+        <w:t xml:space="preserve">”</w:t>
+      </w:r>
+      <w:r>
+        <w:t xml:space="preserve"> </w:t>
+      </w:r>
+      <w:r>
+        <w:t xml:space="preserve">You have to know it without looking at the poster.</w:t>
+      </w:r>
+    </w:p>
+    <w:p>
+      <w:pPr>
+        <w:pStyle w:val="BodyText"/>
+      </w:pPr>
+      <w:r>
+        <w:rPr>
+          <w:b/>
+        </w:rPr>
+        <w:t xml:space="preserve">You are the right CEO if:</w:t>
+      </w:r>
+      <w:r>
+        <w:t xml:space="preserve"> </w:t>
+      </w:r>
+      <w:r>
+        <w:t xml:space="preserve">you can keep three people moving without being mean about it, and you can make a decision when two people disagree.</w:t>
       </w:r>
     </w:p>
     <w:p>
@@ -2509,18 +2053,42 @@
       <w:pPr>
         <w:pStyle w:val="Heading2"/>
       </w:pPr>
-      <w:bookmarkStart w:id="38" w:name="how-to-pick-if-nobody-wants-to-decide"/>
-      <w:r>
-        <w:t xml:space="preserve">How to pick, if nobody wants to decide</w:t>
-      </w:r>
-      <w:bookmarkEnd w:id="38"/>
+      <w:bookmarkStart w:id="33" w:name="cfo"/>
+      <w:r>
+        <w:t xml:space="preserve">CFO</w:t>
+      </w:r>
+      <w:bookmarkEnd w:id="33"/>
     </w:p>
     <w:p>
       <w:pPr>
         <w:pStyle w:val="FirstParagraph"/>
       </w:pPr>
       <w:r>
-        <w:t xml:space="preserve">Answer these three questions out loud as a team. Do not vote. Talk.</w:t>
+        <w:rPr>
+          <w:b/>
+        </w:rPr>
+        <w:t xml:space="preserve">Name: ____________________</w:t>
+      </w:r>
+    </w:p>
+    <w:p>
+      <w:pPr>
+        <w:pStyle w:val="Heading3"/>
+      </w:pPr>
+      <w:bookmarkStart w:id="34" w:name="you-own-every-number."/>
+      <w:r>
+        <w:t xml:space="preserve">You own every number.</w:t>
+      </w:r>
+      <w:bookmarkEnd w:id="34"/>
+    </w:p>
+    <w:p>
+      <w:pPr>
+        <w:pStyle w:val="FirstParagraph"/>
+      </w:pPr>
+      <w:r>
+        <w:rPr>
+          <w:b/>
+        </w:rPr>
+        <w:t xml:space="preserve">Your jobs:</w:t>
       </w:r>
     </w:p>
     <w:p>
@@ -2532,16 +2100,19 @@
         <w:pStyle w:val="Compact"/>
       </w:pPr>
       <w:r>
-        <w:rPr>
-          <w:b/>
-        </w:rPr>
-        <w:t xml:space="preserve">Who kept the team on time during the Unit 6 cook day, or during any group project this year?</w:t>
-      </w:r>
-      <w:r>
-        <w:t xml:space="preserve"> </w:t>
-      </w:r>
-      <w:r>
-        <w:t xml:space="preserve">That person is a strong CEO.</w:t>
+        <w:t xml:space="preserve">Build the</w:t>
+      </w:r>
+      <w:r>
+        <w:t xml:space="preserve"> </w:t>
+      </w:r>
+      <w:r>
+        <w:rPr>
+          <w:b/>
+        </w:rPr>
+        <w:t xml:space="preserve">numbers page</w:t>
+      </w:r>
+      <w:r>
+        <w:t xml:space="preserve">: unit cost line by line, price, margin per unit, fixed cost, break-even in units, one-month projection.</w:t>
       </w:r>
     </w:p>
     <w:p>
@@ -2556,13 +2127,13 @@
         <w:rPr>
           <w:b/>
         </w:rPr>
-        <w:t xml:space="preserve">Who did the arithmetic when the team had to cost something?</w:t>
-      </w:r>
-      <w:r>
-        <w:t xml:space="preserve"> </w:t>
-      </w:r>
-      <w:r>
-        <w:t xml:space="preserve">That person is a strong CFO.</w:t>
+        <w:t xml:space="preserve">Sign the numbers page.</w:t>
+      </w:r>
+      <w:r>
+        <w:t xml:space="preserve"> </w:t>
+      </w:r>
+      <w:r>
+        <w:t xml:space="preserve">Your signature means the arithmetic is right.</w:t>
       </w:r>
     </w:p>
     <w:p>
@@ -2570,6 +2141,519 @@
         <w:numPr>
           <w:ilvl w:val="0"/>
           <w:numId w:val="1002"/>
+        </w:numPr>
+        <w:pStyle w:val="Compact"/>
+      </w:pPr>
+      <w:r>
+        <w:t xml:space="preserve">Draw</w:t>
+      </w:r>
+      <w:r>
+        <w:t xml:space="preserve"> </w:t>
+      </w:r>
+      <w:r>
+        <w:rPr>
+          <w:b/>
+        </w:rPr>
+        <w:t xml:space="preserve">panel 4</w:t>
+      </w:r>
+      <w:r>
+        <w:t xml:space="preserve"> </w:t>
+      </w:r>
+      <w:r>
+        <w:t xml:space="preserve">so the numbers can be read from ten feet away.</w:t>
+      </w:r>
+    </w:p>
+    <w:p>
+      <w:pPr>
+        <w:numPr>
+          <w:ilvl w:val="0"/>
+          <w:numId w:val="1002"/>
+        </w:numPr>
+        <w:pStyle w:val="Compact"/>
+      </w:pPr>
+      <w:r>
+        <w:t xml:space="preserve">Say the</w:t>
+      </w:r>
+      <w:r>
+        <w:t xml:space="preserve"> </w:t>
+      </w:r>
+      <w:r>
+        <w:rPr>
+          <w:b/>
+        </w:rPr>
+        <w:t xml:space="preserve">money sentence</w:t>
+      </w:r>
+      <w:r>
+        <w:t xml:space="preserve"> </w:t>
+      </w:r>
+      <w:r>
+        <w:t xml:space="preserve">in the pitch.</w:t>
+      </w:r>
+    </w:p>
+    <w:p>
+      <w:pPr>
+        <w:numPr>
+          <w:ilvl w:val="0"/>
+          <w:numId w:val="1002"/>
+        </w:numPr>
+        <w:pStyle w:val="Compact"/>
+      </w:pPr>
+      <w:r>
+        <w:t xml:space="preserve">On Friday: answer</w:t>
+      </w:r>
+      <w:r>
+        <w:t xml:space="preserve"> </w:t>
+      </w:r>
+      <w:r>
+        <w:t xml:space="preserve">“</w:t>
+      </w:r>
+      <w:r>
+        <w:t xml:space="preserve">what does one cost you and what do you charge</w:t>
+      </w:r>
+      <w:r>
+        <w:t xml:space="preserve">”</w:t>
+      </w:r>
+      <w:r>
+        <w:t xml:space="preserve"> </w:t>
+      </w:r>
+      <w:r>
+        <w:t xml:space="preserve">without hesitating.</w:t>
+      </w:r>
+    </w:p>
+    <w:p>
+      <w:pPr>
+        <w:pStyle w:val="FirstParagraph"/>
+      </w:pPr>
+      <w:r>
+        <w:rPr>
+          <w:b/>
+        </w:rPr>
+        <w:t xml:space="preserve">Your sentence to memorize:</w:t>
+      </w:r>
+      <w:r>
+        <w:t xml:space="preserve"> </w:t>
+      </w:r>
+      <w:r>
+        <w:t xml:space="preserve">“</w:t>
+      </w:r>
+      <w:r>
+        <w:t xml:space="preserve">We stop losing money after ___ units.</w:t>
+      </w:r>
+      <w:r>
+        <w:t xml:space="preserve">”</w:t>
+      </w:r>
+    </w:p>
+    <w:p>
+      <w:pPr>
+        <w:pStyle w:val="BodyText"/>
+      </w:pPr>
+      <w:r>
+        <w:rPr>
+          <w:b/>
+        </w:rPr>
+        <w:t xml:space="preserve">You are the right CFO if:</w:t>
+      </w:r>
+      <w:r>
+        <w:t xml:space="preserve"> </w:t>
+      </w:r>
+      <w:r>
+        <w:t xml:space="preserve">you like numbers, you are careful, and you are willing to be the one who says</w:t>
+      </w:r>
+      <w:r>
+        <w:t xml:space="preserve"> </w:t>
+      </w:r>
+      <w:r>
+        <w:t xml:space="preserve">“</w:t>
+      </w:r>
+      <w:r>
+        <w:t xml:space="preserve">that does not add up.</w:t>
+      </w:r>
+      <w:r>
+        <w:t xml:space="preserve">”</w:t>
+      </w:r>
+    </w:p>
+    <w:p>
+      <w:r>
+        <w:br w:type="page"/>
+      </w:r>
+    </w:p>
+    <w:p>
+      <w:pPr>
+        <w:pStyle w:val="Heading2"/>
+      </w:pPr>
+      <w:bookmarkStart w:id="35" w:name="cmo"/>
+      <w:r>
+        <w:t xml:space="preserve">CMO</w:t>
+      </w:r>
+      <w:bookmarkEnd w:id="35"/>
+    </w:p>
+    <w:p>
+      <w:pPr>
+        <w:pStyle w:val="FirstParagraph"/>
+      </w:pPr>
+      <w:r>
+        <w:rPr>
+          <w:b/>
+        </w:rPr>
+        <w:t xml:space="preserve">Name: ____________________</w:t>
+      </w:r>
+    </w:p>
+    <w:p>
+      <w:pPr>
+        <w:pStyle w:val="Heading3"/>
+      </w:pPr>
+      <w:bookmarkStart w:id="36" w:name="X11843a3977bd71813d0e3fb462ca01693cbc61e"/>
+      <w:r>
+        <w:t xml:space="preserve">You own the customer, the look, and the prototype.</w:t>
+      </w:r>
+      <w:bookmarkEnd w:id="36"/>
+    </w:p>
+    <w:p>
+      <w:pPr>
+        <w:pStyle w:val="FirstParagraph"/>
+      </w:pPr>
+      <w:r>
+        <w:rPr>
+          <w:b/>
+        </w:rPr>
+        <w:t xml:space="preserve">Your jobs:</w:t>
+      </w:r>
+    </w:p>
+    <w:p>
+      <w:pPr>
+        <w:numPr>
+          <w:ilvl w:val="0"/>
+          <w:numId w:val="1003"/>
+        </w:numPr>
+        <w:pStyle w:val="Compact"/>
+      </w:pPr>
+      <w:r>
+        <w:t xml:space="preserve">Run the</w:t>
+      </w:r>
+      <w:r>
+        <w:t xml:space="preserve"> </w:t>
+      </w:r>
+      <w:r>
+        <w:rPr>
+          <w:b/>
+        </w:rPr>
+        <w:t xml:space="preserve">three customer interviews</w:t>
+      </w:r>
+      <w:r>
+        <w:t xml:space="preserve"> </w:t>
+      </w:r>
+      <w:r>
+        <w:t xml:space="preserve">and write the answers in the customer’s</w:t>
+      </w:r>
+      <w:r>
+        <w:t xml:space="preserve"> </w:t>
+      </w:r>
+      <w:r>
+        <w:rPr>
+          <w:b/>
+        </w:rPr>
+        <w:t xml:space="preserve">own words</w:t>
+      </w:r>
+      <w:r>
+        <w:t xml:space="preserve">, including one quote each.</w:t>
+      </w:r>
+    </w:p>
+    <w:p>
+      <w:pPr>
+        <w:numPr>
+          <w:ilvl w:val="0"/>
+          <w:numId w:val="1003"/>
+        </w:numPr>
+        <w:pStyle w:val="Compact"/>
+      </w:pPr>
+      <w:r>
+        <w:t xml:space="preserve">Write</w:t>
+      </w:r>
+      <w:r>
+        <w:t xml:space="preserve"> </w:t>
+      </w:r>
+      <w:r>
+        <w:rPr>
+          <w:b/>
+        </w:rPr>
+        <w:t xml:space="preserve">panels 1, 2, and 3</w:t>
+      </w:r>
+      <w:r>
+        <w:t xml:space="preserve">: the problem, the solution, the customer.</w:t>
+      </w:r>
+    </w:p>
+    <w:p>
+      <w:pPr>
+        <w:numPr>
+          <w:ilvl w:val="0"/>
+          <w:numId w:val="1003"/>
+        </w:numPr>
+        <w:pStyle w:val="Compact"/>
+      </w:pPr>
+      <w:r>
+        <w:t xml:space="preserve">Lay out all five panels so somebody reads them in the right order.</w:t>
+      </w:r>
+    </w:p>
+    <w:p>
+      <w:pPr>
+        <w:numPr>
+          <w:ilvl w:val="0"/>
+          <w:numId w:val="1003"/>
+        </w:numPr>
+        <w:pStyle w:val="Compact"/>
+      </w:pPr>
+      <w:r>
+        <w:rPr>
+          <w:b/>
+        </w:rPr>
+        <w:t xml:space="preserve">Build the prototype</w:t>
+      </w:r>
+      <w:r>
+        <w:t xml:space="preserve"> </w:t>
+      </w:r>
+      <w:r>
+        <w:t xml:space="preserve">or lead the building of it, using a skill from this year.</w:t>
+      </w:r>
+    </w:p>
+    <w:p>
+      <w:pPr>
+        <w:numPr>
+          <w:ilvl w:val="0"/>
+          <w:numId w:val="1003"/>
+        </w:numPr>
+        <w:pStyle w:val="Compact"/>
+      </w:pPr>
+      <w:r>
+        <w:t xml:space="preserve">Say the</w:t>
+      </w:r>
+      <w:r>
+        <w:t xml:space="preserve"> </w:t>
+      </w:r>
+      <w:r>
+        <w:rPr>
+          <w:b/>
+        </w:rPr>
+        <w:t xml:space="preserve">problem</w:t>
+      </w:r>
+      <w:r>
+        <w:t xml:space="preserve"> </w:t>
+      </w:r>
+      <w:r>
+        <w:t xml:space="preserve">and</w:t>
+      </w:r>
+      <w:r>
+        <w:t xml:space="preserve"> </w:t>
+      </w:r>
+      <w:r>
+        <w:rPr>
+          <w:b/>
+        </w:rPr>
+        <w:t xml:space="preserve">who it is for</w:t>
+      </w:r>
+      <w:r>
+        <w:t xml:space="preserve"> </w:t>
+      </w:r>
+      <w:r>
+        <w:t xml:space="preserve">in the pitch.</w:t>
+      </w:r>
+    </w:p>
+    <w:p>
+      <w:pPr>
+        <w:numPr>
+          <w:ilvl w:val="0"/>
+          <w:numId w:val="1003"/>
+        </w:numPr>
+        <w:pStyle w:val="Compact"/>
+      </w:pPr>
+      <w:r>
+        <w:t xml:space="preserve">On Friday: name one real person who said they would buy it, and what they said.</w:t>
+      </w:r>
+    </w:p>
+    <w:p>
+      <w:pPr>
+        <w:pStyle w:val="FirstParagraph"/>
+      </w:pPr>
+      <w:r>
+        <w:rPr>
+          <w:b/>
+        </w:rPr>
+        <w:t xml:space="preserve">You are the right CMO if:</w:t>
+      </w:r>
+      <w:r>
+        <w:t xml:space="preserve"> </w:t>
+      </w:r>
+      <w:r>
+        <w:t xml:space="preserve">you can talk to people you do not know, you can draw or lay something out, or you built something good this year.</w:t>
+      </w:r>
+    </w:p>
+    <w:p>
+      <w:pPr>
+        <w:pStyle w:val="BodyText"/>
+      </w:pPr>
+      <w:r>
+        <w:rPr>
+          <w:i/>
+        </w:rPr>
+        <w:t xml:space="preserve">If you are stronger at drawing or building than at writing, CMO is your role and you should say so out loud.</w:t>
+      </w:r>
+    </w:p>
+    <w:p>
+      <w:r>
+        <w:br w:type="page"/>
+      </w:r>
+    </w:p>
+    <w:p>
+      <w:pPr>
+        <w:pStyle w:val="Heading2"/>
+      </w:pPr>
+      <w:bookmarkStart w:id="37" w:name="all-three-of-you"/>
+      <w:r>
+        <w:t xml:space="preserve">All three of you</w:t>
+      </w:r>
+      <w:bookmarkEnd w:id="37"/>
+    </w:p>
+    <w:p>
+      <w:pPr>
+        <w:numPr>
+          <w:ilvl w:val="0"/>
+          <w:numId w:val="1004"/>
+        </w:numPr>
+        <w:pStyle w:val="Compact"/>
+      </w:pPr>
+      <w:r>
+        <w:t xml:space="preserve">Know</w:t>
+      </w:r>
+      <w:r>
+        <w:t xml:space="preserve"> </w:t>
+      </w:r>
+      <w:r>
+        <w:rPr>
+          <w:b/>
+        </w:rPr>
+        <w:t xml:space="preserve">all four numbers</w:t>
+      </w:r>
+      <w:r>
+        <w:t xml:space="preserve">: unit cost, price, margin, break-even.</w:t>
+      </w:r>
+    </w:p>
+    <w:p>
+      <w:pPr>
+        <w:numPr>
+          <w:ilvl w:val="0"/>
+          <w:numId w:val="1004"/>
+        </w:numPr>
+        <w:pStyle w:val="Compact"/>
+      </w:pPr>
+      <w:r>
+        <w:rPr>
+          <w:b/>
+        </w:rPr>
+        <w:t xml:space="preserve">Speak part of the pitch.</w:t>
+      </w:r>
+      <w:r>
+        <w:t xml:space="preserve"> </w:t>
+      </w:r>
+      <w:r>
+        <w:t xml:space="preserve">How much is up to you.</w:t>
+      </w:r>
+    </w:p>
+    <w:p>
+      <w:pPr>
+        <w:numPr>
+          <w:ilvl w:val="0"/>
+          <w:numId w:val="1004"/>
+        </w:numPr>
+        <w:pStyle w:val="Compact"/>
+      </w:pPr>
+      <w:r>
+        <w:t xml:space="preserve">Be able to say the</w:t>
+      </w:r>
+      <w:r>
+        <w:t xml:space="preserve"> </w:t>
+      </w:r>
+      <w:r>
+        <w:rPr>
+          <w:b/>
+        </w:rPr>
+        <w:t xml:space="preserve">FACS module sentence</w:t>
+      </w:r>
+      <w:r>
+        <w:t xml:space="preserve"> </w:t>
+      </w:r>
+      <w:r>
+        <w:t xml:space="preserve">from memory.</w:t>
+      </w:r>
+    </w:p>
+    <w:p>
+      <w:r>
+        <w:br w:type="page"/>
+      </w:r>
+    </w:p>
+    <w:p>
+      <w:pPr>
+        <w:pStyle w:val="Heading2"/>
+      </w:pPr>
+      <w:bookmarkStart w:id="38" w:name="how-to-pick-if-nobody-wants-to-decide"/>
+      <w:r>
+        <w:t xml:space="preserve">How to pick, if nobody wants to decide</w:t>
+      </w:r>
+      <w:bookmarkEnd w:id="38"/>
+    </w:p>
+    <w:p>
+      <w:pPr>
+        <w:pStyle w:val="FirstParagraph"/>
+      </w:pPr>
+      <w:r>
+        <w:t xml:space="preserve">Answer these three questions out loud as a team. Do not vote. Talk.</w:t>
+      </w:r>
+    </w:p>
+    <w:p>
+      <w:pPr>
+        <w:numPr>
+          <w:ilvl w:val="0"/>
+          <w:numId w:val="1005"/>
+        </w:numPr>
+        <w:pStyle w:val="Compact"/>
+      </w:pPr>
+      <w:r>
+        <w:rPr>
+          <w:b/>
+        </w:rPr>
+        <w:t xml:space="preserve">Who kept the team on time during the Unit 6 cook day, or during any group project this year?</w:t>
+      </w:r>
+      <w:r>
+        <w:t xml:space="preserve"> </w:t>
+      </w:r>
+      <w:r>
+        <w:t xml:space="preserve">That person is a strong CEO.</w:t>
+      </w:r>
+    </w:p>
+    <w:p>
+      <w:pPr>
+        <w:numPr>
+          <w:ilvl w:val="0"/>
+          <w:numId w:val="1005"/>
+        </w:numPr>
+        <w:pStyle w:val="Compact"/>
+      </w:pPr>
+      <w:r>
+        <w:rPr>
+          <w:b/>
+        </w:rPr>
+        <w:t xml:space="preserve">Who did the arithmetic when the team had to cost something?</w:t>
+      </w:r>
+      <w:r>
+        <w:t xml:space="preserve"> </w:t>
+      </w:r>
+      <w:r>
+        <w:t xml:space="preserve">That person is a strong CFO.</w:t>
+      </w:r>
+    </w:p>
+    <w:p>
+      <w:pPr>
+        <w:numPr>
+          <w:ilvl w:val="0"/>
+          <w:numId w:val="1005"/>
         </w:numPr>
         <w:pStyle w:val="Compact"/>
       </w:pPr>
@@ -3013,6 +3097,15 @@
     <w:abstractNumId w:val="991"/>
   </w:num>
   <w:num w:numId="1002">
+    <w:abstractNumId w:val="991"/>
+  </w:num>
+  <w:num w:numId="1003">
+    <w:abstractNumId w:val="991"/>
+  </w:num>
+  <w:num w:numId="1004">
+    <w:abstractNumId w:val="991"/>
+  </w:num>
+  <w:num w:numId="1005">
     <w:abstractNumId w:val="99411"/>
     <w:lvlOverride w:ilvl="0">
       <w:startOverride w:val="1"/>
